--- a/public/templates/dvr/rumore.docx
+++ b/public/templates/dvr/rumore.docx
@@ -69,7 +69,7 @@
                   <o:lock v:ext="edit" aspectratio="t"/>
                 </v:shapetype>
                 <v:shape id="Immagine 1" o:spid="_x0000_s2142" type="#_x0000_t75" style="position:absolute;left:0;text-align:left;margin-left:.1pt;margin-top:11.85pt;width:198.45pt;height:52.6pt;z-index:251659264;visibility:visible;mso-wrap-style:square;mso-position-horizontal-relative:text;mso-position-vertical-relative:line;mso-width-relative:page;mso-height-relative:page">
-                  <v:imagedata r:id="rId8" o:title="" croptop="25334f" cropbottom="22809f" cropleft="10193f" cropright="8926f"/>
+                  <v:imagedata r:id="rId8" o:title=""/>
                   <w10:wrap type="topAndBottom"/>
                 </v:shape>
               </w:pict>
@@ -21319,7 +21319,7 @@
           <o:lock v:ext="edit" aspectratio="t"/>
         </v:shapetype>
         <v:shape id="Immagine 1" o:spid="_x0000_s1034" type="#_x0000_t75" style="position:absolute;margin-left:288.1pt;margin-top:-6.45pt;width:198.45pt;height:52.6pt;z-index:251658240;visibility:visible;mso-wrap-style:square;mso-position-horizontal-relative:text;mso-position-vertical-relative:line;mso-width-relative:page;mso-height-relative:page">
-          <v:imagedata r:id="rId1" o:title="" croptop="25334f" cropbottom="22809f" cropleft="10193f" cropright="8926f"/>
+          <v:imagedata r:id="rId1" o:title=""/>
           <w10:wrap type="square"/>
         </v:shape>
       </w:pict>
@@ -21420,8 +21420,8 @@
           <v:path o:extrusionok="f" gradientshapeok="t" o:connecttype="rect"/>
           <o:lock v:ext="edit" aspectratio="t"/>
         </v:shapetype>
-        <v:shape id="_x0000_s1030" type="#_x0000_t75" alt="Case History - Smartnebula" style="position:absolute;margin-left:343.05pt;margin-top:-9.25pt;width:150.8pt;height:69.75pt;z-index:251657216;visibility:visible;mso-width-relative:margin;mso-height-relative:margin">
-          <v:imagedata r:id="rId1" o:title="Case History - Smartnebula"/>
+        <v:shape id="_x0000_s1030" type="#_x0000_t75" alt="Case History - Smartnebula" style="position:absolute;margin-left:343.05pt;margin-top:-9.25pt;width:198.45pt;height:52.6pt;z-index:251657216;visibility:visible;mso-width-relative:margin;mso-height-relative:margin">
+          <v:imagedata r:id="rId1" o:title=""/>
         </v:shape>
       </w:pict>
     </w:r>

--- a/public/templates/dvr/rumore.docx
+++ b/public/templates/dvr/rumore.docx
@@ -5000,7 +5000,7 @@
         <w:jc w:val="both"/>
       </w:pPr>
       <w:r>
-        <w:t>Zonizzazione del rumore in galleria.</w:t>
+        <w:t xml:space="preserve">Zonizzazione del rumore.</w:t>
       </w:r>
     </w:p>
     <w:p>
@@ -7050,7 +7050,7 @@
           <w:b w:val="0"/>
           <w:sz w:val="20"/>
         </w:rPr>
-        <w:t>Sulla base delle informazioni acquisite e dei sopralluoghi effettuati in cantiere per verificare ambiente e metodi di lavoro e dell’esperienza di rilievi di rumore effettuati in cantieri simili, è stato possibile caratterizzare il rumore cui sono esposti i lavoratori operanti sul</w:t>
+        <w:t xml:space="preserve">Sulla base delle informazioni acquisite e dei sopralluoghi effettuati in cantiere per verificare ambiente e metodi di lavoro e dell’esperienza di rilievi di rumore effettuati in cantieri simili, è stato possibile caratterizzare il rumore cui sono esposti i lavoratori operanti {luoghiLavoro}.</w:t>
       </w:r>
       <w:r>
         <w:rPr>
@@ -7058,7 +7058,7 @@
           <w:b w:val="0"/>
           <w:sz w:val="20"/>
         </w:rPr>
-        <w:t>la TBM1 e sul piazzale antistante</w:t>
+        <w:t/>
       </w:r>
       <w:r>
         <w:rPr>
@@ -7066,7 +7066,7 @@
           <w:b w:val="0"/>
           <w:sz w:val="20"/>
         </w:rPr>
-        <w:t>.</w:t>
+        <w:t/>
       </w:r>
     </w:p>
     <w:p/>
@@ -12229,7 +12229,7 @@
         <w:pStyle w:val="Corpotesto1"/>
       </w:pPr>
       <w:r>
-        <w:t>I livelli di esposizione personale al rumore sono stati determinati elaborando i risultati delle misure fonometriche effettuate durante le principali fasi lavorative svolte in galleria e nelle aree esterne di cantiere.</w:t>
+        <w:t xml:space="preserve">I livelli di esposizione personale al rumore sono stati determinati elaborando i risultati delle misure fonometriche effettuate durante le principali fasi lavorative svolte {luoghiLavoro}.</w:t>
       </w:r>
     </w:p>
     <w:p>

--- a/public/templates/dvr/rumore.docx
+++ b/public/templates/dvr/rumore.docx
@@ -5274,6 +5274,369 @@
       </w:pPr>
       <w:r>
         <w:t>{/cicloBlocchi}</w:t>
+      </w:r>
+    </w:p>
+    <w:p>
+      <w:pPr>
+        <w:pStyle w:val="Corpotesto1"/>
+      </w:pPr>
+      <w:r>
+        <w:t>{#conAvanzamento}</w:t>
+      </w:r>
+    </w:p>
+    <w:p>
+      <w:pPr>
+        <w:pStyle w:val="Corpotesto1"/>
+      </w:pPr>
+      <w:r>
+        <w:t xml:space="preserve">{avanzamentoTesto}</w:t>
+      </w:r>
+    </w:p>
+    <w:p>
+      <w:pPr>
+        <w:pStyle w:val="Didascalia"/>
+      </w:pPr>
+      <w:r>
+        <w:t xml:space="preserve">Tempi medi delle operazioni per metro lineare di avanzamento.</w:t>
+      </w:r>
+      <w:r>
+        <w:rPr>
+          <w:noProof/>
+        </w:rPr>
+        <w:t/>
+      </w:r>
+      <w:r>
+        <w:t xml:space="preserve"/>
+      </w:r>
+      <w:r>
+        <w:t/>
+      </w:r>
+      <w:r>
+        <w:t xml:space="preserve"/>
+      </w:r>
+    </w:p>
+    <w:tbl>
+      <w:tblPr>
+        <w:tblW w:w="5000" w:type="pct"/>
+        <w:tblBorders>
+          <w:top w:val="single" w:sz="4" w:space="0" w:color="auto"/>
+          <w:left w:val="single" w:sz="4" w:space="0" w:color="auto"/>
+          <w:bottom w:val="single" w:sz="4" w:space="0" w:color="auto"/>
+          <w:right w:val="single" w:sz="4" w:space="0" w:color="auto"/>
+          <w:insideH w:val="single" w:sz="4" w:space="0" w:color="auto"/>
+          <w:insideV w:val="single" w:sz="4" w:space="0" w:color="auto"/>
+        </w:tblBorders>
+        <w:tblCellMar>
+          <w:left w:w="70" w:type="dxa"/>
+          <w:right w:w="70" w:type="dxa"/>
+        </w:tblCellMar>
+        <w:tblLook w:val="04A0" w:firstRow="1" w:lastRow="0" w:firstColumn="1" w:lastColumn="0" w:noHBand="0" w:noVBand="1"/>
+      </w:tblPr>
+      <w:tblGrid>
+        <w:gridCol w:w="3798"/>
+        <w:gridCol w:w="2848"/>
+        <w:gridCol w:w="2848"/>
+      </w:tblGrid>
+      <w:tr>
+        <w:trPr>
+          <w:cantSplit/>
+          <w:tblHeader/>
+        </w:trPr>
+        <w:tc>
+          <w:tcPr>
+            <w:tcW w:w="3798" w:type="dxa"/>
+            <w:tcBorders>
+              <w:top w:val="single" w:sz="4" w:space="0" w:color="auto"/>
+              <w:left w:val="single" w:sz="4" w:space="0" w:color="auto"/>
+              <w:bottom w:val="single" w:sz="4" w:space="0" w:color="auto"/>
+              <w:right w:val="single" w:sz="4" w:space="0" w:color="auto"/>
+            </w:tcBorders>
+            <w:shd w:val="clear" w:color="auto" w:fill="D9D9D9"/>
+            <w:vAlign w:val="center"/>
+            <w:hideMark/>
+          </w:tcPr>
+          <w:p>
+            <w:pPr>
+              <w:numPr>
+                <w:ilvl w:val="12"/>
+                <w:numId w:val="0"/>
+              </w:numPr>
+              <w:spacing w:after="0" w:line="200" w:lineRule="exact"/>
+              <w:jc w:val="center"/>
+              <w:rPr>
+                <w:b/>
+                <w:sz w:val="16"/>
+                <w:szCs w:val="16"/>
+              </w:rPr>
+            </w:pPr>
+            <w:r>
+              <w:rPr>
+                <w:b/>
+                <w:sz w:val="16"/>
+                <w:szCs w:val="16"/>
+              </w:rPr>
+              <w:t xml:space="preserve">Fase lavorativa</w:t>
+            </w:r>
+          </w:p>
+        </w:tc>
+        <w:tc>
+          <w:tcPr>
+            <w:tcW w:w="2848" w:type="dxa"/>
+            <w:tcBorders>
+              <w:top w:val="single" w:sz="4" w:space="0" w:color="auto"/>
+              <w:left w:val="single" w:sz="4" w:space="0" w:color="auto"/>
+              <w:bottom w:val="single" w:sz="4" w:space="0" w:color="auto"/>
+              <w:right w:val="single" w:sz="4" w:space="0" w:color="auto"/>
+            </w:tcBorders>
+            <w:shd w:val="clear" w:color="auto" w:fill="D9D9D9"/>
+            <w:vAlign w:val="center"/>
+            <w:hideMark/>
+          </w:tcPr>
+          <w:p>
+            <w:pPr>
+              <w:numPr>
+                <w:ilvl w:val="12"/>
+                <w:numId w:val="0"/>
+              </w:numPr>
+              <w:spacing w:after="0" w:line="200" w:lineRule="exact"/>
+              <w:jc w:val="center"/>
+              <w:rPr>
+                <w:b/>
+                <w:sz w:val="16"/>
+                <w:szCs w:val="16"/>
+              </w:rPr>
+            </w:pPr>
+            <w:r>
+              <w:rPr>
+                <w:b/>
+                <w:sz w:val="16"/>
+                <w:szCs w:val="16"/>
+              </w:rPr>
+              <w:t xml:space="preserve">Avanzamento con esplosivo – tempi per metro lineare (min)</w:t>
+            </w:r>
+          </w:p>
+        </w:tc>
+        <w:tc>
+          <w:tcPr>
+            <w:tcW w:w="2848" w:type="dxa"/>
+            <w:tcBorders>
+              <w:top w:val="single" w:sz="4" w:space="0" w:color="auto"/>
+              <w:left w:val="single" w:sz="4" w:space="0" w:color="auto"/>
+              <w:bottom w:val="single" w:sz="4" w:space="0" w:color="auto"/>
+              <w:right w:val="single" w:sz="4" w:space="0" w:color="auto"/>
+            </w:tcBorders>
+            <w:shd w:val="clear" w:color="auto" w:fill="D9D9D9"/>
+            <w:vAlign w:val="center"/>
+            <w:hideMark/>
+          </w:tcPr>
+          <w:p>
+            <w:pPr>
+              <w:numPr>
+                <w:ilvl w:val="12"/>
+                <w:numId w:val="0"/>
+              </w:numPr>
+              <w:spacing w:after="0" w:line="200" w:lineRule="exact"/>
+              <w:jc w:val="center"/>
+              <w:rPr>
+                <w:b/>
+                <w:sz w:val="16"/>
+                <w:szCs w:val="16"/>
+              </w:rPr>
+            </w:pPr>
+            <w:r>
+              <w:rPr>
+                <w:b/>
+                <w:sz w:val="16"/>
+                <w:szCs w:val="16"/>
+              </w:rPr>
+              <w:t xml:space="preserve">Avanzamento con martellone – tempi per metro lineare (min)</w:t>
+            </w:r>
+          </w:p>
+        </w:tc>
+      </w:tr>
+      <w:tr>
+        <w:trPr>
+          <w:trHeight w:val="380"/>
+        </w:trPr>
+        <w:tc>
+          <w:tcPr>
+            <w:tcW w:w="3798" w:type="dxa"/>
+            <w:tcBorders>
+              <w:top w:val="single" w:sz="4" w:space="0" w:color="auto"/>
+              <w:left w:val="single" w:sz="4" w:space="0" w:color="auto"/>
+              <w:bottom w:val="single" w:sz="4" w:space="0" w:color="auto"/>
+              <w:right w:val="single" w:sz="4" w:space="0" w:color="auto"/>
+            </w:tcBorders>
+            <w:vAlign w:val="center"/>
+            <w:hideMark/>
+          </w:tcPr>
+          <w:p>
+            <w:pPr>
+              <w:numPr>
+                <w:ilvl w:val="12"/>
+                <w:numId w:val="0"/>
+              </w:numPr>
+              <w:spacing w:after="0" w:line="200" w:lineRule="exact"/>
+              <w:jc w:val="center"/>
+              <w:rPr>
+                <w:sz w:val="16"/>
+                <w:szCs w:val="16"/>
+              </w:rPr>
+            </w:pPr>
+            <w:r>
+              <w:rPr>
+                <w:sz w:val="16"/>
+                <w:szCs w:val="16"/>
+              </w:rPr>
+              <w:t xml:space="preserve">{#avanzamento}{fase}</w:t>
+            </w:r>
+            <w:r>
+              <w:rPr>
+                <w:sz w:val="16"/>
+                <w:szCs w:val="16"/>
+              </w:rPr>
+              <w:t/>
+            </w:r>
+          </w:p>
+        </w:tc>
+        <w:tc>
+          <w:tcPr>
+            <w:tcW w:w="2848" w:type="dxa"/>
+            <w:tcBorders>
+              <w:top w:val="single" w:sz="4" w:space="0" w:color="auto"/>
+              <w:left w:val="single" w:sz="4" w:space="0" w:color="auto"/>
+              <w:bottom w:val="single" w:sz="4" w:space="0" w:color="auto"/>
+              <w:right w:val="single" w:sz="4" w:space="0" w:color="auto"/>
+            </w:tcBorders>
+            <w:vAlign w:val="center"/>
+            <w:hideMark/>
+          </w:tcPr>
+          <w:p>
+            <w:pPr>
+              <w:numPr>
+                <w:ilvl w:val="12"/>
+                <w:numId w:val="0"/>
+              </w:numPr>
+              <w:spacing w:after="0" w:line="200" w:lineRule="exact"/>
+              <w:jc w:val="center"/>
+              <w:rPr>
+                <w:sz w:val="16"/>
+                <w:szCs w:val="16"/>
+              </w:rPr>
+            </w:pPr>
+            <w:r>
+              <w:rPr>
+                <w:sz w:val="16"/>
+                <w:szCs w:val="16"/>
+              </w:rPr>
+              <w:t xml:space="preserve">{esplosivo}</w:t>
+            </w:r>
+            <w:r>
+              <w:rPr>
+                <w:sz w:val="16"/>
+                <w:szCs w:val="16"/>
+              </w:rPr>
+              <w:t/>
+            </w:r>
+          </w:p>
+        </w:tc>
+        <w:tc>
+          <w:tcPr>
+            <w:tcW w:w="2848" w:type="dxa"/>
+            <w:tcBorders>
+              <w:top w:val="single" w:sz="4" w:space="0" w:color="auto"/>
+              <w:left w:val="single" w:sz="4" w:space="0" w:color="auto"/>
+              <w:bottom w:val="single" w:sz="4" w:space="0" w:color="auto"/>
+              <w:right w:val="single" w:sz="4" w:space="0" w:color="auto"/>
+            </w:tcBorders>
+            <w:vAlign w:val="center"/>
+            <w:hideMark/>
+          </w:tcPr>
+          <w:p>
+            <w:pPr>
+              <w:numPr>
+                <w:ilvl w:val="12"/>
+                <w:numId w:val="0"/>
+              </w:numPr>
+              <w:spacing w:after="0" w:line="200" w:lineRule="exact"/>
+              <w:jc w:val="center"/>
+              <w:rPr>
+                <w:sz w:val="16"/>
+                <w:szCs w:val="16"/>
+              </w:rPr>
+            </w:pPr>
+            <w:r>
+              <w:rPr>
+                <w:sz w:val="16"/>
+                <w:szCs w:val="16"/>
+              </w:rPr>
+              <w:t xml:space="preserve">{martellone}{/avanzamento}</w:t>
+            </w:r>
+            <w:r>
+              <w:rPr>
+                <w:sz w:val="16"/>
+                <w:szCs w:val="16"/>
+              </w:rPr>
+              <w:t/>
+            </w:r>
+          </w:p>
+        </w:tc>
+      </w:tr>
+    </w:tbl>
+    <w:p>
+      <w:pPr>
+        <w:pStyle w:val="Corpotesto1"/>
+      </w:pPr>
+      <w:r>
+        <w:t>{#conProduzione}</w:t>
+      </w:r>
+    </w:p>
+    <w:p>
+      <w:pPr>
+        <w:pStyle w:val="Corpotesto1"/>
+      </w:pPr>
+      <w:r>
+        <w:t xml:space="preserve">{produzioneTesto}</w:t>
+      </w:r>
+    </w:p>
+    <w:p>
+      <w:pPr>
+        <w:pStyle w:val="Corpotesto1"/>
+      </w:pPr>
+      <w:r>
+        <w:t>{#produzione}</w:t>
+      </w:r>
+    </w:p>
+    <w:p>
+      <w:pPr>
+        <w:pStyle w:val="Corpotesto1"/>
+      </w:pPr>
+      <w:r>
+        <w:t xml:space="preserve">{.}</w:t>
+      </w:r>
+    </w:p>
+    <w:p>
+      <w:pPr>
+        <w:pStyle w:val="Corpotesto1"/>
+      </w:pPr>
+      <w:r>
+        <w:t>{/produzione}</w:t>
+      </w:r>
+    </w:p>
+    <w:p>
+      <w:pPr>
+        <w:pStyle w:val="Corpotesto1"/>
+      </w:pPr>
+      <w:r>
+        <w:t>{/conProduzione}</w:t>
+      </w:r>
+    </w:p>
+    <w:p>
+      <w:pPr>
+        <w:pStyle w:val="Corpotesto1"/>
+      </w:pPr>
+      <w:r>
+        <w:t>{/conAvanzamento}</w:t>
       </w:r>
     </w:p>
     <w:p>
